--- a/docs/WYM_CV_SE.docx
+++ b/docs/WYM_CV_SE.docx
@@ -37,33 +37,53 @@
         </w:r>
       </w:hyperlink>
       <w:r>
-        <w:t xml:space="preserve"> </w:t>
-      </w:r>
-      <w:r>
-        <w:t>|</w:t>
-      </w:r>
-      <w:r>
-        <w:t xml:space="preserve"> </w:t>
-      </w:r>
-      <w:r>
-        <w:t xml:space="preserve">Walkinstown, Dublin 12, Ireland </w:t>
+        <w:t xml:space="preserve"> | Walkinstown, Dublin 12, Ireland </w:t>
       </w:r>
     </w:p>
     <w:p>
       <w:pPr>
         <w:jc w:val="center"/>
       </w:pPr>
-      <w:r>
-        <w:t>LinkedIn: https://www.linkedin.com/in/wai-yan-maung-8ba161263/</w:t>
-      </w:r>
+      <w:hyperlink r:id="rId5" w:history="1">
+        <w:r>
+          <w:rPr>
+            <w:rStyle w:val="Hyperlink"/>
+          </w:rPr>
+          <w:t>https://wym-portfolio.vercel.app/</w:t>
+        </w:r>
+      </w:hyperlink>
     </w:p>
     <w:p>
       <w:pPr>
         <w:jc w:val="center"/>
       </w:pPr>
       <w:r>
-        <w:t>GitHub: https://github.com/WaiYanMg</w:t>
-      </w:r>
+        <w:t xml:space="preserve">LinkedIn: </w:t>
+      </w:r>
+      <w:hyperlink r:id="rId6" w:history="1">
+        <w:r>
+          <w:rPr>
+            <w:rStyle w:val="Hyperlink"/>
+          </w:rPr>
+          <w:t>https://www.linkedin.com/in/wai-yan-maung-8ba161263/</w:t>
+        </w:r>
+      </w:hyperlink>
+    </w:p>
+    <w:p>
+      <w:pPr>
+        <w:jc w:val="center"/>
+      </w:pPr>
+      <w:r>
+        <w:t xml:space="preserve">GitHub: </w:t>
+      </w:r>
+      <w:hyperlink r:id="rId7" w:history="1">
+        <w:r>
+          <w:rPr>
+            <w:rStyle w:val="Hyperlink"/>
+          </w:rPr>
+          <w:t>https://github.com/WaiYanMg</w:t>
+        </w:r>
+      </w:hyperlink>
     </w:p>
     <w:p>
       <w:pPr>

--- a/docs/WYM_CV_SE.docx
+++ b/docs/WYM_CV_SE.docx
@@ -243,15 +243,7 @@
       </w:r>
       <w:r>
         <w:br/>
-        <w:t xml:space="preserve">• Implemented data synchronization via </w:t>
-      </w:r>
-      <w:proofErr w:type="spellStart"/>
-      <w:r>
-        <w:t>OpenDBDiff</w:t>
-      </w:r>
-      <w:proofErr w:type="spellEnd"/>
-      <w:r>
-        <w:t xml:space="preserve"> and Hamachi-based secure replication.</w:t>
+        <w:t>• Implemented data synchronization via OpenDBDiff and Hamachi-based secure replication.</w:t>
       </w:r>
       <w:r>
         <w:br/>
@@ -473,33 +465,8 @@
           <w:b/>
           <w:bCs/>
         </w:rPr>
-        <w:t xml:space="preserve">Git, GitHub, </w:t>
-      </w:r>
-      <w:proofErr w:type="spellStart"/>
-      <w:r>
-        <w:rPr>
-          <w:b/>
-          <w:bCs/>
-        </w:rPr>
-        <w:t>Anydesk</w:t>
-      </w:r>
-      <w:proofErr w:type="spellEnd"/>
-      <w:r>
-        <w:rPr>
-          <w:b/>
-          <w:bCs/>
-        </w:rPr>
-        <w:t xml:space="preserve">, Hamachi, </w:t>
-      </w:r>
-      <w:proofErr w:type="spellStart"/>
-      <w:r>
-        <w:rPr>
-          <w:b/>
-          <w:bCs/>
-        </w:rPr>
-        <w:t>OpenDBDiff</w:t>
-      </w:r>
-      <w:proofErr w:type="spellEnd"/>
+        <w:t>Git, GitHub, Anydesk, Hamachi, OpenDBDiff</w:t>
+      </w:r>
       <w:r>
         <w:br/>
         <w:t xml:space="preserve">Practices: </w:t>
@@ -607,32 +574,33 @@
       <w:r>
         <w:br/>
       </w:r>
-      <w:proofErr w:type="spellStart"/>
-      <w:r>
-        <w:rPr>
-          <w:b/>
-          <w:bCs/>
-        </w:rPr>
-        <w:t>CarePlus</w:t>
-      </w:r>
-      <w:proofErr w:type="spellEnd"/>
-      <w:r>
-        <w:rPr>
-          <w:b/>
-          <w:bCs/>
-        </w:rPr>
-        <w:t xml:space="preserve"> Health Clinic Website</w:t>
-      </w:r>
-      <w:r>
-        <w:t xml:space="preserve"> — HTML, CSS, JS website hosted on AWS EC2 with </w:t>
-      </w:r>
-      <w:proofErr w:type="spellStart"/>
-      <w:r>
-        <w:t>EmailJS</w:t>
-      </w:r>
-      <w:proofErr w:type="spellEnd"/>
-      <w:r>
-        <w:t xml:space="preserve"> form.</w:t>
+      <w:r>
+        <w:rPr>
+          <w:b/>
+          <w:bCs/>
+        </w:rPr>
+        <w:t>CarePlus Health Clinic Website</w:t>
+      </w:r>
+      <w:r>
+        <w:t xml:space="preserve"> —</w:t>
+      </w:r>
+      <w:r>
+        <w:t>Simple website with</w:t>
+      </w:r>
+      <w:r>
+        <w:t xml:space="preserve"> HTML, CSS, JS website hosted on AWS EC2.</w:t>
+      </w:r>
+    </w:p>
+    <w:p>
+      <w:r>
+        <w:rPr>
+          <w:b/>
+          <w:bCs/>
+        </w:rPr>
+        <w:t>Own Porfilio Website</w:t>
+      </w:r>
+      <w:r>
+        <w:t xml:space="preserve"> — HTML, CSS, JS website deployed on Vercel with EmailJS form.</w:t>
       </w:r>
       <w:r>
         <w:br/>
@@ -645,15 +613,7 @@
         <w:t>AI POS Analytics System</w:t>
       </w:r>
       <w:r>
-        <w:t xml:space="preserve"> — In-progress ML.NET + </w:t>
-      </w:r>
-      <w:proofErr w:type="spellStart"/>
-      <w:r>
-        <w:t>LangChain</w:t>
-      </w:r>
-      <w:proofErr w:type="spellEnd"/>
-      <w:r>
-        <w:t xml:space="preserve"> AI project for predictive POS analytics.</w:t>
+        <w:t xml:space="preserve"> — In-progress ML.NET + LangChain AI project for predictive POS analytics.</w:t>
       </w:r>
     </w:p>
     <w:p>
@@ -661,15 +621,37 @@
         <w:pStyle w:val="Heading1"/>
       </w:pPr>
       <w:r>
+        <w:t>WORK ELIGIBILITY</w:t>
+      </w:r>
+    </w:p>
+    <w:p>
+      <w:r>
+        <w:t>• Currently residing in Ireland on Stamp 2 student visa.</w:t>
+      </w:r>
+    </w:p>
+    <w:p>
+      <w:r>
+        <w:t>• Will obtain Stamp 1G Graduate Work Visa upon graduation.</w:t>
+      </w:r>
+    </w:p>
+    <w:p>
+      <w:r>
+        <w:t>• Fully eligible for full-time work and open to visa sponsorship.</w:t>
+      </w:r>
+    </w:p>
+    <w:p>
+      <w:pPr>
+        <w:pStyle w:val="Heading1"/>
+      </w:pPr>
+      <w:r>
         <w:t>Ongoing Learning &amp; Interests</w:t>
       </w:r>
     </w:p>
     <w:p>
       <w:r>
-        <w:t>Exploring cloud computing (AWS &amp; Azure), UI/UX design, and AI-powered analytics. Passionate about IoT, open-source collaboration, and 3D design with Blender. Committed to continuous learning and contributing to innovative, modern software engineering projects.</w:t>
-      </w:r>
-    </w:p>
-    <w:p/>
+        <w:t>Focused on expanding expertise in cloud technologies (AWS and Azure), ML.NET predictive modeling, and Azure AI cognitive services. Actively developing skills in LangChain for intelligent text analysis, automation, and workflow optimization. Passionate about building data-driven applications and continuously improving through hands-on experimentation with real-world datasets and enterprise use cases.</w:t>
+      </w:r>
+    </w:p>
     <w:sectPr>
       <w:pgSz w:w="12240" w:h="15840"/>
       <w:pgMar w:top="1440" w:right="1800" w:bottom="1440" w:left="1800" w:header="720" w:footer="720" w:gutter="0"/>
@@ -1294,7 +1276,6 @@
   <w:style w:type="character" w:default="1" w:styleId="DefaultParagraphFont">
     <w:name w:val="Default Paragraph Font"/>
     <w:uiPriority w:val="1"/>
-    <w:semiHidden/>
     <w:unhideWhenUsed/>
   </w:style>
   <w:style w:type="table" w:default="1" w:styleId="TableNormal">
@@ -1629,6 +1610,18 @@
     <w:rPr>
       <w:color w:val="605E5C"/>
       <w:shd w:val="clear" w:color="auto" w:fill="E1DFDD"/>
+    </w:rPr>
+  </w:style>
+  <w:style w:type="character" w:styleId="FollowedHyperlink">
+    <w:name w:val="FollowedHyperlink"/>
+    <w:basedOn w:val="DefaultParagraphFont"/>
+    <w:uiPriority w:val="99"/>
+    <w:semiHidden/>
+    <w:unhideWhenUsed/>
+    <w:rsid w:val="00CC4AE5"/>
+    <w:rPr>
+      <w:color w:val="954F72" w:themeColor="followedHyperlink"/>
+      <w:u w:val="single"/>
     </w:rPr>
   </w:style>
 </w:styles>
